--- a/entregables/apuntes/Apuntes_B5_Modelado_Control.docx
+++ b/entregables/apuntes/Apuntes_B5_Modelado_Control.docx
@@ -3660,26 +3660,26 @@
           <w:sz w:val="21"/>
           <w:szCs w:val="21"/>
         </w:rPr>
-        <w:t xml:space="preserve">Reagrupar en la forma matricial τ = M(q)·q̈ + c(q,q̇) + g(q): matriz de masas simétrica definida positiva, vector de Coriolis y centrífugas, vector de gravedad (Lynch y Park, 2017, p. 275, ec. 8.10).</w:t>
-      </w:r>
-    </w:p>
-    <w:p>
-      <w:pPr>
-        <w:pStyle w:val="ListParagraph"/>
-        <w:numPr>
-          <w:ilvl w:val="0"/>
-          <w:numId w:val="2"/>
-        </w:numPr>
-        <w:spacing w:after="70" w:line="264"/>
-        <w:jc w:val="both"/>
-      </w:pPr>
-      <w:r>
-        <w:rPr>
-          <w:rFonts w:ascii="Calibri" w:cs="Calibri" w:eastAsia="Calibri" w:hAnsi="Calibri"/>
-          <w:sz w:val="21"/>
-          <w:szCs w:val="21"/>
-        </w:rPr>
-        <w:t xml:space="preserve">Estructura general: las ecuaciones son «lineales en q̈, cuadráticas en q̇ y trigonométricas en q» para cualquier cadena serie con articulaciones rotativas (Lynch y Park, 2017, p. 275); términos centrífugos con q̇ᵢ² y de Coriolis con q̇ᵢ·q̇ⱼ (p. 276).</w:t>
+        <w:t xml:space="preserve">Reagrupar en la forma matricial τ = M(q)·q̈ + c(q,q̇) + g(q): matriz de masas simétrica definida positiva, vector de Coriolis y centrípetas, vector de gravedad (Lynch y Park, 2017, p. 275, ec. 8.10).</w:t>
+      </w:r>
+    </w:p>
+    <w:p>
+      <w:pPr>
+        <w:pStyle w:val="ListParagraph"/>
+        <w:numPr>
+          <w:ilvl w:val="0"/>
+          <w:numId w:val="2"/>
+        </w:numPr>
+        <w:spacing w:after="70" w:line="264"/>
+        <w:jc w:val="both"/>
+      </w:pPr>
+      <w:r>
+        <w:rPr>
+          <w:rFonts w:ascii="Calibri" w:cs="Calibri" w:eastAsia="Calibri" w:hAnsi="Calibri"/>
+          <w:sz w:val="21"/>
+          <w:szCs w:val="21"/>
+        </w:rPr>
+        <w:t xml:space="preserve">Estructura general: las ecuaciones son «lineales en q̈, cuadráticas en q̇ y trigonométricas en q» para cualquier cadena serie con articulaciones rotativas (Lynch y Park, 2017, p. 275); términos centrípetos con q̇ᵢ² y de Coriolis con q̇ᵢ·q̇ⱼ (p. 276).</w:t>
       </w:r>
     </w:p>
     <w:p>
@@ -4026,7 +4026,7 @@
                 <w:sz w:val="21"/>
                 <w:szCs w:val="21"/>
               </w:rPr>
-              <w:t xml:space="preserve">Igual que en bloques anteriores: preguntas conceptuales y un cálculo corto (dinámica de error de un PD con números dados). No se pide reproducir la derivación del 2R completa, sí identificar qué término de la ecuación del manipulador produce cada fenómeno físico (par en reposo → gravedad; par que crece con q̇² → centrífugo; acoplamiento entre ejes → términos no diagonales de M y C).</w:t>
+              <w:t xml:space="preserve">Igual que en bloques anteriores: preguntas conceptuales y un cálculo corto (dinámica de error de un PD con números dados). No se pide reproducir la derivación del 2R completa, sí identificar qué término de la ecuación del manipulador produce cada fenómeno físico (par en reposo → gravedad; par que crece con q̇² → centrípeto; acoplamiento entre ejes → términos no diagonales de M y C).</w:t>
             </w:r>
           </w:p>
         </w:tc>
@@ -4074,7 +4074,7 @@
           <w:sz w:val="22"/>
           <w:szCs w:val="22"/>
         </w:rPr>
-        <w:t xml:space="preserve">Los términos se organizan en la forma matricial τ = M(q)·q̈ + c(q, q̇) + g(q), «donde M(q) es la matriz de masas simétrica definida positiva, c(q, q̇) es el vector que contiene los pares de Coriolis y centrífugos y g(q) es el vector de pares gravitatorios» (Lynch y Park, 2017, p. 275, ec. 8.10). La estructura es general: «las ecuaciones de movimiento son lineales en q̈, cuadráticas en q̇ y trigonométricas en q. Esto es cierto en general para cadenas serie que contienen articulaciones rotativas, no solo para el robot 2R» (Lynch y Park, 2017, p. 275). Los términos cuadráticos tienen nombre y física propia: «los términos cuadráticos que contienen q̇ᵢ² se llaman términos centrífugos, y los que contienen q̇ᵢ·q̇ⱼ con i ≠ j se llaman términos de Coriolis»; su existencia significa que q̈ = 0 no implica aceleración nula de las masas (Lynch y Park, 2017, p. 276). En la formulación general, la energía cinética de la cadena es la forma cuadrática K = q̇ᵀ·M(q)·q̇/2 y los términos de velocidad se generan desde la propia matriz de masas mediante los símbolos de Christoffel (Lynch y Park, 2017, pp. 277-278, ecs. 8.14-8.17); de ahí sale también la propiedad de pasividad, Ṁ − 2C es antisimétrica (Proposición 8.1), con la que se demuestra la estabilidad de controladores como el PID con compensación de gravedad (Lynch y Park, 2017, p. 279).</w:t>
+        <w:t xml:space="preserve">Los términos se organizan en la forma matricial τ = M(q)·q̈ + c(q, q̇) + g(q), «donde M(q) es la matriz de masas simétrica definida positiva, c(q, q̇) es el vector que contiene los pares de Coriolis y centrípetos y g(q) es el vector de pares gravitatorios» (Lynch y Park, 2017, p. 275, ec. 8.10). La estructura es general: «las ecuaciones de movimiento son lineales en q̈, cuadráticas en q̇ y trigonométricas en q. Esto es cierto en general para cadenas serie que contienen articulaciones rotativas, no solo para el robot 2R» (Lynch y Park, 2017, p. 275). Los términos cuadráticos tienen nombre y física propia: «los términos cuadráticos que contienen q̇ᵢ² se llaman términos centrípetos, y los que contienen q̇ᵢ·q̇ⱼ con i ≠ j se llaman términos de Coriolis»; su existencia significa que q̈ = 0 no implica aceleración nula de las masas (Lynch y Park, 2017, p. 276). En la formulación general, la energía cinética de la cadena es la forma cuadrática K = q̇ᵀ·M(q)·q̇/2 y los términos de velocidad se generan desde la propia matriz de masas mediante los símbolos de Christoffel (Lynch y Park, 2017, pp. 277-278, ecs. 8.14-8.17); de ahí sale también la propiedad de pasividad, Ṁ − 2C es antisimétrica (Proposición 8.1), con la que se demuestra la estabilidad de controladores como el PID con compensación de gravedad (Lynch y Park, 2017, p. 279).</w:t>
       </w:r>
     </w:p>
     <w:p>
@@ -4851,7 +4851,7 @@
           <w:sz w:val="22"/>
           <w:szCs w:val="22"/>
         </w:rPr>
-        <w:t xml:space="preserve">El error dominante es creer que existe una terna óptima y que el taller consistía en encontrarla, de modo que la dispersión de la tabla se interpreta como que unos la han encontrado y otros no. Es un error de marco y produce dos comportamientos indeseables: la pareja que ha cumplido la especificación con la primera terna deja de explorar, y la que no la ha cumplido cree que le falta una fórmula. Desmontarlo por autoridad no funciona, entre otras cosas porque el estudiante ha visto que sí hay fórmulas, ζ y ωn salen de Kp y Kd, y Ki tiene sus cotas, y tiene razón. Lo que lo desmonta es la tabla completa con dos columnas añadidas en directo. La primera es la robustez: la sobreoscilación de cada terna cuando la inercia se multiplica por uno y medio. La segunda es el esfuerzo: el par pico mandado por cada terna, comparado con el τ_max del actuador. Con esas dos columnas, la tabla deja de tener un ganador y pasa a tener un frente de compromiso, y la conclusión que la clase saca sola es la correcta: la especificación no ordenaba las soluciones porque estaba incompleta, y completar la especificación es trabajo de ingeniería y no de sintonía. Es el mismo argumento que en el ejercicio 2 del cuaderno aparece por otra vía, Ziegler-Nichols en su variante PI da Kp ≈ 2.26 con Kd = 0 y por tanto ζ = 0.047, prácticamente sin amortiguamiento, y el eslabón llega a pasar por encima del punto más alto con un sobreimpulso medido superior al 200 %: la receta era correcta y la respuesta es inservible, porque en un servo mecánico de baja fricción el término derivativo no es opcional.</w:t>
+        <w:t xml:space="preserve">El error dominante es creer que existe una terna óptima y que el taller consistía en encontrarla, de modo que la dispersión de la tabla se interpreta como que unos la han encontrado y otros no. Es un error de marco y produce dos comportamientos indeseables: la pareja que ha cumplido la especificación con la primera terna deja de explorar, y la que no la ha cumplido cree que le falta una fórmula. Desmontarlo por autoridad no funciona, entre otras cosas porque el estudiante ha visto que sí hay fórmulas, ζ y ωn salen de Kp y Kd, y Ki tiene sus cotas, y tiene razón. Lo que lo desmonta es la tabla completa con dos columnas añadidas en directo. La primera es la robustez: la sobreoscilación de cada terna cuando la inercia se multiplica por uno y medio. La segunda es el esfuerzo: el par pico mandado por cada terna, comparado con el τ_max del actuador. Con esas dos columnas, la tabla deja de tener un ganador y pasa a tener un frente de compromiso, y la conclusión que la clase saca sola es la correcta: la especificación no ordenaba las soluciones porque estaba incompleta, y completar la especificación es trabajo de ingeniería y no de sintonía. Es el mismo argumento que en el ejercicio 2 del cuaderno aparece por otra vía, Ziegler-Nichols en su variante PI da Kp ≈ 2.26 con Kd = 0 y por tanto ζ = 0.047, prácticamente sin amortiguamiento, y el eslabón llega a pasar por encima del punto más alto con una sobreoscilación medida superior al 200 %: la receta era correcta y la respuesta es inservible, porque en un servo mecánico de baja fricción el término derivativo no es opcional.</w:t>
       </w:r>
     </w:p>
     <w:p>

--- a/entregables/apuntes/Apuntes_B5_Modelado_Control.docx
+++ b/entregables/apuntes/Apuntes_B5_Modelado_Control.docx
@@ -3368,7 +3368,7 @@
           <w:sz w:val="22"/>
           <w:szCs w:val="22"/>
         </w:rPr>
-        <w:t xml:space="preserve">La tercera forma del modelo, pendiente desde S20, describe el sistema mediante variables de estado: «un sistema también puede describirse usando una descripción por variables de estado, llamada espacio de estados, que es una colación de ecuaciones diferenciales» ẋ = A·x + B·u, y = C·x + D·u, «donde x es un vector columna (n×1) que representa los estados de un sistema de orden n, u es un vector columna (m×1) que representa las entradas, y es un vector columna (p×1) que representa la salida, A es la matriz del sistema (n×n), B la matriz de entrada (n×m), C la matriz de salida (p×n) y D la matriz de transmisión directa (p×m)» (De Silva et al., 2016, p. 90, ecs. 4.5-4.6). Para el motor DC de S20 con x = [θ, ω] y salida de posición, las matrices se leen directamente de la EDO reducida: A = [[0, 1], [0, −K1/I]], B = [0, K2/I]ᵀ, C = [1, 0], D = 0. Es exactamente el mismo sistema que la función de transferencia Θ(s)/U(s) = K2/(s·(I·s + K1)): los autovalores de A son los polos, y las conversiones ct.tf2ss y ct.ss2tf de python-control transitan entre formas sin pérdida (python-control docs, sin página). De Silva ilustra la equivalencia con el disco duro: la misma planta de cuarto orden aparece como función de transferencia (ec. 4.2), como cero-polo-ganancia (ec. 4.4) y como cuádrupla de matrices A, B, C, D (2016, p. 90, ecs. 4.7-4.8).</w:t>
+        <w:t xml:space="preserve">La tercera forma del modelo, pendiente desde S20, describe el sistema mediante variables de estado: «un sistema también puede describirse usando una descripción por variables de estado, llamada espacio de estados, que es una colección de ecuaciones diferenciales» ẋ = A·x + B·u, y = C·x + D·u, «donde x es un vector columna (n×1) que representa los estados de un sistema de orden n, u es un vector columna (m×1) que representa las entradas, y es un vector columna (p×1) que representa la salida, A es la matriz del sistema (n×n), B la matriz de entrada (n×m), C la matriz de salida (p×n) y D la matriz de transmisión directa (p×m)» (De Silva et al., 2016, p. 90, ecs. 4.5-4.6). Para el motor DC de S20 con x = [θ, ω] y salida de posición, las matrices se leen directamente de la EDO reducida: A = [[0, 1], [0, −K1/I]], B = [0, K2/I]ᵀ, C = [1, 0], D = 0. Es exactamente el mismo sistema que la función de transferencia Θ(s)/U(s) = K2/(s·(I·s + K1)): los autovalores de A son los polos, y las conversiones ct.tf2ss y ct.ss2tf de python-control transitan entre formas sin pérdida (python-control docs, sin página). De Silva ilustra la equivalencia con el disco duro: la misma planta de cuarto orden aparece como función de transferencia (ec. 4.2), como cero-polo-ganancia (ec. 4.4) y como cuádrupla de matrices A, B, C, D (2016, p. 90, ecs. 4.7-4.8).</w:t>
       </w:r>
     </w:p>
     <w:p>

--- a/entregables/apuntes/Apuntes_B5_Modelado_Control.docx
+++ b/entregables/apuntes/Apuntes_B5_Modelado_Control.docx
@@ -1630,7 +1630,7 @@
           <w:sz w:val="22"/>
           <w:szCs w:val="22"/>
         </w:rPr>
-        <w:t xml:space="preserve">El criterio central es sencillo de enunciar y hay que enunciarlo con precisión: la dinámica es estable si y solo si «todas las raíces tienen parte real negativa» (Lynch y Park, 2017, p. 424, aplicado allí al polinomio característico del lazo PID). La geometría de las raíces en el plano complejo se traduce directamente a la forma del transitorio: «raíces más a la izquierda en el plano complejo corresponden a tiempos de establecimiento más cortos, y raíces más alejadas del eje real corresponden a mayor sobreoscilación y oscilación», y «estas relaciones generales también valen para sistemas de orden superior con más de dos raíces» (Lynch y Park, 2017, p. 412, fig. 11.5). Este mapa, izquierda = rápido, lejos del eje real = oscilante, semiplano derecho = inestable, es la herramienta de diagnóstico que usaremos en el taller: cuando el PID oscile, miraremos dónde están los polos del lazo cerrado antes de tocar ninguna ganancia. En el aula conviene hacerlo en vivo: crear con ct.tf() la planta del motor con integrador, cerrar el lazo con ct.feedback(Kp*G, 1) para varios Kp y ver con ct.poles() cómo los polos migran hacia el eje imaginario al subir la ganancia (python-control docs, sin página).</w:t>
+        <w:t xml:space="preserve">El criterio central es sencillo de enunciar y hay que enunciarlo con precisión: la dinámica es estable si y solo si «todas las raíces tienen parte real negativa» (Lynch y Park, 2017, p. 424, aplicado allí al polinomio característico del lazo PID). La geometría de las raíces en el plano complejo se traduce directamente a la forma del transitorio: «raíces más a la izquierda en el plano complejo corresponden a tiempos de establecimiento más cortos, y raíces más alejadas del eje real corresponden a mayor sobreoscilación y oscilación», y «estas relaciones generales también valen para sistemas de orden superior con más de dos raíces» (Lynch y Park, 2017, p. 412, fig. 11.5). Este mapa, izquierda = rápido, lejos del eje real = oscilante, semiplano derecho = inestable, es la herramienta de diagnóstico que usaremos en el taller: cuando el PID oscile, miraremos dónde están los polos del lazo cerrado antes de tocar ninguna ganancia. En el aula conviene hacerlo en vivo: crear con ct.tf() la planta del motor con integrador, cerrar el lazo con ct.feedback(Kp*G, 1) para varios Kp y ver con ct.poles() cómo los polos se despegan del eje real y suben en vertical al subir la ganancia, con la parte real clavada en −K1/(2I) (python-control docs, sin página).</w:t>
       </w:r>
     </w:p>
     <w:p>
@@ -2859,7 +2859,7 @@
           <w:sz w:val="22"/>
           <w:szCs w:val="22"/>
         </w:rPr>
-        <w:t xml:space="preserve">Los remedios que implementamos son los dos canónicos. El primero es la integración condicional: «la forma más sencilla de superar el problema es dejar de actualizar la parte integral cuando la señal de control está limitada», para lo cual el controlador «naturalmente tiene que conocer cuáles son los límites» (De Silva et al., 2016, p. 100). El segundo es acotar el propio término: el «anti-windup del integrador, que impone un límite a cuánto se permite crecer a la integral del error» (Lynch y Park, 2017, p. 425). De Silva discute además el matiz fino del primer método, cuándo reactivar la integral: una solución común es desaturarla en el instante en que la tasa de subida de la acción integral iguala la de bajada de las partes proporcional y derivativa, es decir cuando la pendiente de la salida PID es cero, condición e = −(Ti·de/dt + Td·d²e/dt²) que saca al controlador de saturación «en el momento más temprano posible», aunque a veces demasiado pronto, dando una respuesta innecesariamente amortiguada; «la mayoría de los controladores están equipados con métodos, de una forma u otra, para evitar el windup del integrador» (2016, p. 100, ec. 4.24). El experimento de cierre del taller: mismo PID, referencia con escalón grande, tres curvas, sin límite de par, con saturación sin protección, con saturación y anti-windup, y la conclusión a la vista: el anti-windup no acelera el actuador, pero elimina la sobreoscilación parásita que el integrador ciego añade. Es un ejemplo perfecto del principio del bloque 1: el controlador debe modelar también las limitaciones de su hardware.</w:t>
+        <w:t xml:space="preserve">Los remedios que implementamos son los dos canónicos. El primero es la integración condicional: «la forma más sencilla de superar el problema es dejar de actualizar la parte integral cuando la señal de control está limitada», para lo cual el controlador «naturalmente tiene que conocer cuáles son los límites» (De Silva et al., 2016, p. 100). El segundo es acotar el propio término: el «anti-windup del integrador, que impone un límite a cuánto se permite crecer a la integral del error» (Lynch y Park, 2017, p. 425). De Silva discute además el matiz fino del primer método, cuándo reactivar la integral: una solución común es desaturarla en el instante en que la tasa de subida de la acción integral iguala la de bajada de las partes proporcional y derivativa, es decir cuando la pendiente de la salida PID es cero, condición e = −Ti·(de/dt + Td·d²e/dt²) que saca al controlador de saturación «en el momento más temprano posible», aunque a veces demasiado pronto, dando una respuesta innecesariamente amortiguada; «la mayoría de los controladores están equipados con métodos, de una forma u otra, para evitar el windup del integrador» (2016, p. 100, ec. 4.24). El experimento de cierre del taller: mismo PID, referencia con escalón grande, tres curvas, sin límite de par, con saturación sin protección, con saturación y anti-windup, y la conclusión a la vista: el anti-windup no acelera el actuador, pero elimina la sobreoscilación parásita que el integrador ciego añade. Es un ejemplo perfecto del principio del bloque 1: el controlador debe modelar también las limitaciones de su hardware.</w:t>
       </w:r>
     </w:p>
     <w:p>
@@ -3839,7 +3839,7 @@
           <w:sz w:val="21"/>
           <w:szCs w:val="21"/>
         </w:rPr>
-        <w:t xml:space="preserve">Requisitos y límites: exige estimar masas, centros de masas, inercias y fricción (Corke, 2023, p. 360, nota al margen); con error de modelo aparece un forzamiento en la dinámica del error (p. 360); en la práctica rinde mejor seguimiento que feedforward o feedback solos, con menos esfuerzo de control que el feedback solo (Lynch y Park, 2017, p. 430, fig. 11.19).</w:t>
+        <w:t xml:space="preserve">Requisitos y límites: exige estimar masas, centros de masas, inercias y fricción (Corke, 2023, p. 360, nota al margen); con error de modelo aparece un forzamiento en la dinámica del error (p. 360); en la práctica rinde mejor seguimiento que la prealimentación o la realimentación solas, con menos esfuerzo de control que el feedback solo (Lynch y Park, 2017, p. 430, fig. 11.19).</w:t>
       </w:r>
     </w:p>
     <w:p>
@@ -4119,7 +4119,7 @@
           <w:sz w:val="22"/>
           <w:szCs w:val="22"/>
         </w:rPr>
-        <w:t xml:space="preserve">La primera estrategia multiarticular es no hacer nada nuevo: replicar en cada eje el controlador de S22, sin compartir información entre articulaciones, el control descentralizado. Es legítimo exactamente cuando la dinámica está (aproximadamente) desacoplada: cuando la matriz de masas es diagonal, como en robots cartesianos o pórtico cuyos tres primeros ejes son prismáticos y ortogonales, o de forma aproximada «en robots muy reducidos en ausencia de gravedad», donde M(q) «es casi diagonal, pues está dominada por las inercias aparentes de los propios motores», ayudada además por la fricción de cada eje (Lynch y Park, 2017, p. 431). Es la misma física del G² de S20: la reducción disminuye los pares de perturbación en 1/G y sus variaciones en 1/G² (Corke, 2023, p. 348). La estructura industrial clásica es el lazo anidado que describe Corke: un lazo interno de velocidad con control proporcional o proporcional-integral y un lazo externo de posición proporcional, mejorables con feedforward de velocidad y de gravedad; el feedforward inyecta lo que sabemos calcular y el feedback compensa todo lo demás, variaciones de inercia con la configuración y la carga, cambios de fricción con temperatura y tiempo, y los pares de acoplamiento, y «en general el uso de feedforward permite reducir la ganancia de realimentación» (Corke, 2023, pp. 347-348).</w:t>
+        <w:t xml:space="preserve">La primera estrategia multiarticular es no hacer nada nuevo: replicar en cada eje el controlador de S22, sin compartir información entre articulaciones, el control descentralizado. Es legítimo exactamente cuando la dinámica está (aproximadamente) desacoplada: cuando la matriz de masas es diagonal, como en robots cartesianos o pórtico cuyos tres primeros ejes son prismáticos y ortogonales, o de forma aproximada «en robots muy reducidos en ausencia de gravedad», donde M(q) «es casi diagonal, pues está dominada por las inercias aparentes de los propios motores», ayudada además por la fricción de cada eje (Lynch y Park, 2017, p. 431). Es la misma física del G² de S20: la reducción disminuye los pares de perturbación en 1/G y sus variaciones en 1/G² (Corke, 2023, p. 348). La estructura industrial clásica es el lazo anidado que describe Corke: un lazo interno de velocidad con control proporcional o proporcional-integral y un lazo externo de posición proporcional, mejorables con prealimentación (feedforward) de velocidad y de gravedad; la prealimentación inyecta lo que sabemos calcular y la realimentación compensa todo lo demás, variaciones de inercia con la configuración y la carga, cambios de fricción con temperatura y tiempo, y los pares de acoplamiento, y «en general el uso de prealimentación permite reducir la ganancia de realimentación» (Corke, 2023, pp. 347-348).</w:t>
       </w:r>
     </w:p>
     <w:p>
